--- a/_site/posts/2023-05-11-cualidades-de-los-servidores-publicos/index.docx
+++ b/_site/posts/2023-05-11-cualidades-de-los-servidores-publicos/index.docx
@@ -44,7 +44,7 @@
         <w:t xml:space="preserve"> </w:t>
       </w:r>
     </w:p>
-    <w:bookmarkStart w:id="20" w:name="title"/>
+    <w:bookmarkStart w:id="22" w:name="title"/>
     <w:p>
       <w:pPr>
         <w:pStyle w:val="Heading1"/>
@@ -93,8 +93,8 @@
         <w:t xml:space="preserve"> </w:t>
       </w:r>
     </w:p>
-    <w:bookmarkEnd w:id="20"/>
-    <w:bookmarkStart w:id="24" w:name="author-note"/>
+    <w:bookmarkEnd w:id="22"/>
+    <w:bookmarkStart w:id="26" w:name="author-note"/>
     <w:p>
       <w:pPr>
         <w:pStyle w:val="Heading1"/>
@@ -113,15 +113,15 @@
       <w:r>
         <w:t xml:space="preserve"> </w:t>
       </w:r>
-      <w:bookmarkStart w:id="21" w:name="orchid"/>
+      <w:bookmarkStart w:id="23" w:name="orchid"/>
       <w:r>
         <w:t xml:space="preserve">Orcid ID Logo: A green circle with white letters ID</w:t>
       </w:r>
-      <w:bookmarkEnd w:id="21"/>
+      <w:bookmarkEnd w:id="23"/>
       <w:r>
         <w:t xml:space="preserve"> </w:t>
       </w:r>
-      <w:hyperlink r:id="rId22">
+      <w:hyperlink r:id="rId24">
         <w:r>
           <w:rPr>
             <w:rStyle w:val="Hyperlink"/>
@@ -160,7 +160,7 @@
         <w:t xml:space="preserve">: </w:t>
       </w:r>
       <w:r>
-        <w:t xml:space="preserve">conceptualización y redacción</w:t>
+        <w:t xml:space="preserve">conceptualización, metodología, análisis formal, investigación, recursos, curación de datos, redacción, visualización, supervisión, y administración del proyecto</w:t>
       </w:r>
     </w:p>
     <w:p>
@@ -168,12 +168,12 @@
         <w:pStyle w:val="BodyText"/>
       </w:pPr>
       <w:r>
-        <w:t xml:space="preserve">La correspondencia relativa a este artículo debe dirigirse a Edison Achalma, Escuela Profesional de Economía, Universidad Nacional de San Cristóbal de Huamanga, Ayacucho, AYA, Perú, Email:</w:t>
+        <w:t xml:space="preserve">La correspondencia relativa a este artículo debe dirigirse a Edison Achalma, Escuela Profesional de Economía, Universidad Nacional de San Cristóbal de Huamanga, Portal Independencia N° 57, Ayacucho, AYA 5001, Perú, Email:</w:t>
       </w:r>
       <w:r>
         <w:t xml:space="preserve"> </w:t>
       </w:r>
-      <w:hyperlink r:id="rId23">
+      <w:hyperlink r:id="rId25">
         <w:r>
           <w:rPr>
             <w:rStyle w:val="Hyperlink"/>
@@ -187,8 +187,8 @@
         <w:br w:type="page"/>
       </w:r>
     </w:p>
-    <w:bookmarkEnd w:id="24"/>
-    <w:bookmarkStart w:id="25" w:name="abstract"/>
+    <w:bookmarkEnd w:id="26"/>
+    <w:bookmarkStart w:id="27" w:name="abstract"/>
     <w:p>
       <w:pPr>
         <w:pStyle w:val="Heading1"/>
@@ -225,8 +225,8 @@
         <w:br w:type="page"/>
       </w:r>
     </w:p>
-    <w:bookmarkEnd w:id="25"/>
-    <w:bookmarkStart w:id="26" w:name="firstheader"/>
+    <w:bookmarkEnd w:id="27"/>
+    <w:bookmarkStart w:id="28" w:name="firstheader"/>
     <w:p>
       <w:pPr>
         <w:pStyle w:val="Heading1"/>
@@ -235,8 +235,8 @@
         <w:t xml:space="preserve">Cualidades del servidor público ideal</w:t>
       </w:r>
     </w:p>
-    <w:bookmarkEnd w:id="26"/>
-    <w:bookmarkStart w:id="39" w:name="Xe52184f4b8a589d0a8cb57bfb0c3ae71fb01426"/>
+    <w:bookmarkEnd w:id="28"/>
+    <w:bookmarkStart w:id="41" w:name="Xe52184f4b8a589d0a8cb57bfb0c3ae71fb01426"/>
     <w:p>
       <w:pPr>
         <w:pStyle w:val="Heading1"/>
@@ -245,7 +245,7 @@
         <w:t xml:space="preserve">1. ¿Cuáles son las cualidades de los servidores públicos?</w:t>
       </w:r>
     </w:p>
-    <w:bookmarkStart w:id="27" w:name="amabilidad"/>
+    <w:bookmarkStart w:id="29" w:name="amabilidad"/>
     <w:p>
       <w:pPr>
         <w:pStyle w:val="Heading2"/>
@@ -262,8 +262,8 @@
         <w:t xml:space="preserve">Con demasiada frecuencia, equiparamos la amabilidad con no ser asertivo o incluso ser agresivo. Hay tantas personas llenas de ideas brillantes. Pero aquellos con la amabilidad de crear formas inclusivas y poderosas de diseñar, dar forma, entregar y evaluar esas ideas brillantes son las que siempre quiero conectar y aprender.</w:t>
       </w:r>
     </w:p>
-    <w:bookmarkEnd w:id="27"/>
-    <w:bookmarkStart w:id="28" w:name="juicio-astuto"/>
+    <w:bookmarkEnd w:id="29"/>
+    <w:bookmarkStart w:id="30" w:name="juicio-astuto"/>
     <w:p>
       <w:pPr>
         <w:pStyle w:val="Heading2"/>
@@ -280,8 +280,8 @@
         <w:t xml:space="preserve">Es la capacidad de ver a través de alguien. El servidor público está en una posición única: está obligado por la maquinación de un maestro político. Tiene que entregar a caras desconocidas. Uno tiene que ver a través de los velos, ya que hay muchas máscaras que usan las personas. Para un servidor público, esto es muy importante: que entiendan a qué máscara le están hablando. Si se entiende eso, se resuelve muchos misterios y desamores. Los siguientes pasos son imaginación, trabajo duro, trabajo en equipo y una mente abierta.</w:t>
       </w:r>
     </w:p>
-    <w:bookmarkEnd w:id="28"/>
-    <w:bookmarkStart w:id="29" w:name="habilidades-a-prueba-de-futuro"/>
+    <w:bookmarkEnd w:id="30"/>
+    <w:bookmarkStart w:id="31" w:name="habilidades-a-prueba-de-futuro"/>
     <w:p>
       <w:pPr>
         <w:pStyle w:val="Heading2"/>
@@ -318,8 +318,8 @@
         <w:t xml:space="preserve">y adoptar enfoques y socios innovadores.</w:t>
       </w:r>
     </w:p>
-    <w:bookmarkEnd w:id="29"/>
-    <w:bookmarkStart w:id="30" w:name="justicia"/>
+    <w:bookmarkEnd w:id="31"/>
+    <w:bookmarkStart w:id="32" w:name="justicia"/>
     <w:p>
       <w:pPr>
         <w:pStyle w:val="Heading2"/>
@@ -336,8 +336,8 @@
         <w:t xml:space="preserve">Lo que hace a un bueno a un servidor público, particularmente en términos de políticos y funcionarios políticos, es la calidad de operar desde una premisa de ideas y principios, no intereses individuales y agendas partidistas.</w:t>
       </w:r>
     </w:p>
-    <w:bookmarkEnd w:id="30"/>
-    <w:bookmarkStart w:id="31" w:name="tenacidad"/>
+    <w:bookmarkEnd w:id="32"/>
+    <w:bookmarkStart w:id="33" w:name="tenacidad"/>
     <w:p>
       <w:pPr>
         <w:pStyle w:val="Heading2"/>
@@ -362,8 +362,8 @@
         <w:t xml:space="preserve">Necesitan tenacidad y consistencia para lograr resultados prácticos para mejorar la vida de las personas; para construir esa visión de una sociedad mejor.</w:t>
       </w:r>
     </w:p>
-    <w:bookmarkEnd w:id="31"/>
-    <w:bookmarkStart w:id="32" w:name="un-sentido-del-deber"/>
+    <w:bookmarkEnd w:id="33"/>
+    <w:bookmarkStart w:id="34" w:name="un-sentido-del-deber"/>
     <w:p>
       <w:pPr>
         <w:pStyle w:val="Heading2"/>
@@ -400,8 +400,8 @@
         <w:t xml:space="preserve">en el servidor público. En nuestro contexto, una posición del gobierno a menudo se ve como una posición de estado, y no una de servir al bien público.</w:t>
       </w:r>
     </w:p>
-    <w:bookmarkEnd w:id="32"/>
-    <w:bookmarkStart w:id="33" w:name="un-toque-de-rebelión."/>
+    <w:bookmarkEnd w:id="34"/>
+    <w:bookmarkStart w:id="35" w:name="un-toque-de-rebelión."/>
     <w:p>
       <w:pPr>
         <w:pStyle w:val="Heading2"/>
@@ -438,8 +438,8 @@
         <w:t xml:space="preserve">Los realmente efectivos colaboran con socios que también desafiarán el statu quo. El desafío y la colaboración conducen a la innovación, y eso es lo que nos ayudará a todos a resolver algunos de los problemas más apremiantes de nuestro tiempo.</w:t>
       </w:r>
     </w:p>
-    <w:bookmarkEnd w:id="33"/>
-    <w:bookmarkStart w:id="34" w:name="motivador"/>
+    <w:bookmarkEnd w:id="35"/>
+    <w:bookmarkStart w:id="36" w:name="motivador"/>
     <w:p>
       <w:pPr>
         <w:pStyle w:val="Heading2"/>
@@ -456,8 +456,8 @@
         <w:t xml:space="preserve">Ser motivador es un factor relevante para que las personas que trabajan en el sector público vayan a cumplir sus funciones de la mejor manera y puedan ayudar a que los objetivos institucionales se cumplan en la fecha programada.</w:t>
       </w:r>
     </w:p>
-    <w:bookmarkEnd w:id="34"/>
-    <w:bookmarkStart w:id="35" w:name="promueve-el-diálogo"/>
+    <w:bookmarkEnd w:id="36"/>
+    <w:bookmarkStart w:id="37" w:name="promueve-el-diálogo"/>
     <w:p>
       <w:pPr>
         <w:pStyle w:val="Heading2"/>
@@ -474,8 +474,8 @@
         <w:t xml:space="preserve">El diálogo es básico en el sector público para llegar a consensos rápidamente. Un servidor público con esta característica será capaz de destrabar muchos cuellos de botella con una llamada o conversación cara a cara para sacar adelante sus proyectos.</w:t>
       </w:r>
     </w:p>
-    <w:bookmarkEnd w:id="35"/>
-    <w:bookmarkStart w:id="36" w:name="serenidad"/>
+    <w:bookmarkEnd w:id="37"/>
+    <w:bookmarkStart w:id="38" w:name="serenidad"/>
     <w:p>
       <w:pPr>
         <w:pStyle w:val="Heading2"/>
@@ -492,8 +492,8 @@
         <w:t xml:space="preserve">En situaciones extremas y de crisis, el funcionario público moderno debe saber guardar la calma para no transmitir la desesperación a sus compañeros. Así, podrá lidiar con las presiones del corto y largo plazo gracias a una toma de decisiones inteligente.</w:t>
       </w:r>
     </w:p>
-    <w:bookmarkEnd w:id="36"/>
-    <w:bookmarkStart w:id="37" w:name="enfocado-en-resultados"/>
+    <w:bookmarkEnd w:id="38"/>
+    <w:bookmarkStart w:id="39" w:name="enfocado-en-resultados"/>
     <w:p>
       <w:pPr>
         <w:pStyle w:val="Heading2"/>
@@ -510,8 +510,8 @@
         <w:t xml:space="preserve">Esta es una cualidad imprescindible pues todas las entidades públicas y sus funciones están hechas para cumplir una serie de objetivos. Si el servidor público no llega a su trabajo con la idea de alcanzarlos entonces no ayudará al desarrollo general.</w:t>
       </w:r>
     </w:p>
-    <w:bookmarkEnd w:id="37"/>
-    <w:bookmarkStart w:id="38" w:name="sabe-delegar"/>
+    <w:bookmarkEnd w:id="39"/>
+    <w:bookmarkStart w:id="40" w:name="sabe-delegar"/>
     <w:p>
       <w:pPr>
         <w:pStyle w:val="Heading2"/>
@@ -528,9 +528,9 @@
         <w:t xml:space="preserve">Una sola persona no va a poder acumular toda la carga de una entidad. Por eso, es vital saber delegar, crear una línea horizontal de trabajo para empoderar a su equipo, motivarla y, como consecuencia, cumplir o superar los objetivos.</w:t>
       </w:r>
     </w:p>
-    <w:bookmarkEnd w:id="38"/>
-    <w:bookmarkEnd w:id="39"/>
-    <w:bookmarkStart w:id="46" w:name="publicaciones-similares"/>
+    <w:bookmarkEnd w:id="40"/>
+    <w:bookmarkEnd w:id="41"/>
+    <w:bookmarkStart w:id="48" w:name="publicaciones-similares"/>
     <w:p>
       <w:pPr>
         <w:pStyle w:val="Heading1"/>
@@ -555,11 +555,11 @@
           <w:numId w:val="1001"/>
         </w:numPr>
       </w:pPr>
-      <w:hyperlink r:id="rId40"/>
+      <w:hyperlink r:id="rId42"/>
       <w:r>
         <w:t xml:space="preserve"> </w:t>
       </w:r>
-      <w:hyperlink r:id="rId41">
+      <w:hyperlink r:id="rId43">
         <w:r>
           <w:rPr>
             <w:rStyle w:val="Hyperlink"/>
@@ -576,11 +576,11 @@
           <w:numId w:val="1001"/>
         </w:numPr>
       </w:pPr>
-      <w:hyperlink r:id="rId42"/>
+      <w:hyperlink r:id="rId44"/>
       <w:r>
         <w:t xml:space="preserve"> </w:t>
       </w:r>
-      <w:hyperlink r:id="rId43">
+      <w:hyperlink r:id="rId45">
         <w:r>
           <w:rPr>
             <w:rStyle w:val="Hyperlink"/>
@@ -597,11 +597,11 @@
           <w:numId w:val="1001"/>
         </w:numPr>
       </w:pPr>
-      <w:hyperlink r:id="rId44"/>
+      <w:hyperlink r:id="rId46"/>
       <w:r>
         <w:t xml:space="preserve"> </w:t>
       </w:r>
-      <w:hyperlink r:id="rId45">
+      <w:hyperlink r:id="rId47">
         <w:r>
           <w:rPr>
             <w:rStyle w:val="Hyperlink"/>
@@ -618,14 +618,14 @@
         <w:t xml:space="preserve">Esperamos que encuentres estas publicaciones igualmente interesantes y útiles. ¡Disfruta de la lectura!</w:t>
       </w:r>
     </w:p>
-    <w:bookmarkEnd w:id="46"/>
+    <w:bookmarkEnd w:id="48"/>
     <w:sectPr>
-      <w:headerReference r:id="rId9" w:type="even"/>
-      <w:headerReference r:id="rId11" w:type="default"/>
-      <w:footerReference r:id="rId14" w:type="even"/>
-      <w:footerReference r:id="rId13" w:type="default"/>
-      <w:headerReference r:id="rId10" w:type="first"/>
-      <w:footerReference r:id="rId12" w:type="first"/>
+      <w:headerReference r:id="rId8" w:type="even"/>
+      <w:headerReference r:id="rId9" w:type="default"/>
+      <w:footerReference r:id="rId10" w:type="even"/>
+      <w:footerReference r:id="rId11" w:type="default"/>
+      <w:headerReference r:id="rId12" w:type="first"/>
+      <w:footerReference r:id="rId13" w:type="first"/>
       <w:pgSz w:h="15840" w:w="12240"/>
       <w:pgMar w:bottom="1440" w:footer="720" w:gutter="0" w:header="720" w:left="1440" w:right="1440" w:top="1440"/>
       <w:cols w:space="720"/>
